--- a/modelos/MODELO_ADITIVO_SERVICOS_PJ.docx
+++ b/modelos/MODELO_ADITIVO_SERVICOS_PJ.docx
@@ -3541,7 +3541,7 @@
           <w:vertAlign w:val="baseline"/>
           <w:rtl w:val="0"/>
         </w:rPr>
-        <w:t xml:space="preserve">Orçamento do Corpo de Bombeiros Militar do Pará </w:t>
+        <w:t xml:space="preserve">Orçamento {{ORGAO_ORCAMENTO}} </w:t>
       </w:r>
       <w:commentRangeEnd w:id="7"/>
       <w:r>
